--- a/04. Hồ sơ nghiệm thu - MẪU/9. Quyết định thành lập HĐ nghiệm thu.docx
+++ b/04. Hồ sơ nghiệm thu - MẪU/9. Quyết định thành lập HĐ nghiệm thu.docx
@@ -120,7 +120,7 @@
                 <w:sz w:val="26"/>
                 <w:szCs w:val="26"/>
               </w:rPr>
-              <w:t xml:space="preserve">Số: </w:t>
+              <w:t>Số:     /QĐ-YHUD/{{NAM}}</w:t>
             </w:r>
             <w:r>
               <w:rPr>
@@ -128,28 +128,24 @@
                 <w:szCs w:val="26"/>
                 <w:lang w:val="vi-VN"/>
               </w:rPr>
-              <w:t xml:space="preserve">   </w:t>
-            </w:r>
-            <w:r>
-              <w:rPr>
-                <w:sz w:val="26"/>
-                <w:szCs w:val="26"/>
-              </w:rPr>
-              <w:t xml:space="preserve"> </w:t>
-            </w:r>
-            <w:r>
-              <w:rPr>
-                <w:sz w:val="26"/>
-                <w:szCs w:val="26"/>
-              </w:rPr>
-              <w:t>/QĐ-YHUD/</w:t>
-            </w:r>
-            <w:r>
-              <w:rPr>
-                <w:sz w:val="26"/>
-                <w:szCs w:val="26"/>
-              </w:rPr>
-              <w:t>20</w:t>
+            </w:r>
+            <w:r>
+              <w:rPr>
+                <w:sz w:val="26"/>
+                <w:szCs w:val="26"/>
+              </w:rPr>
+            </w:r>
+            <w:r>
+              <w:rPr>
+                <w:sz w:val="26"/>
+                <w:szCs w:val="26"/>
+              </w:rPr>
+            </w:r>
+            <w:r>
+              <w:rPr>
+                <w:sz w:val="26"/>
+                <w:szCs w:val="26"/>
+              </w:rPr>
             </w:r>
             <w:r>
               <w:rPr>
@@ -157,7 +153,6 @@
                 <w:sz w:val="26"/>
                 <w:szCs w:val="26"/>
               </w:rPr>
-              <w:t>xx</w:t>
             </w:r>
           </w:p>
         </w:tc>
@@ -287,7 +282,7 @@
                 <w:sz w:val="26"/>
                 <w:szCs w:val="26"/>
               </w:rPr>
-              <w:t>Hà Nộ</w:t>
+              <w:t>Hà Nội, ngày      tháng      năm {{NAM}}</w:t>
             </w:r>
             <w:r>
               <w:rPr>
@@ -295,7 +290,6 @@
                 <w:sz w:val="26"/>
                 <w:szCs w:val="26"/>
               </w:rPr>
-              <w:t>i, ngày</w:t>
             </w:r>
             <w:r>
               <w:rPr>
@@ -304,7 +298,6 @@
                 <w:szCs w:val="26"/>
                 <w:lang w:val="vi-VN"/>
               </w:rPr>
-              <w:t xml:space="preserve">     </w:t>
             </w:r>
             <w:r>
               <w:rPr>
@@ -312,7 +305,6 @@
                 <w:sz w:val="26"/>
                 <w:szCs w:val="26"/>
               </w:rPr>
-              <w:t xml:space="preserve"> </w:t>
             </w:r>
             <w:r>
               <w:rPr>
@@ -320,7 +312,6 @@
                 <w:sz w:val="26"/>
                 <w:szCs w:val="26"/>
               </w:rPr>
-              <w:t>t</w:t>
             </w:r>
             <w:r>
               <w:rPr>
@@ -328,7 +319,6 @@
                 <w:sz w:val="26"/>
                 <w:szCs w:val="26"/>
               </w:rPr>
-              <w:t xml:space="preserve">háng </w:t>
             </w:r>
             <w:r>
               <w:rPr>
@@ -337,7 +327,6 @@
                 <w:szCs w:val="26"/>
                 <w:lang w:val="vi-VN"/>
               </w:rPr>
-              <w:t xml:space="preserve">    </w:t>
             </w:r>
             <w:r>
               <w:rPr>
@@ -346,7 +335,6 @@
                 <w:szCs w:val="26"/>
                 <w:lang w:val="vi-VN"/>
               </w:rPr>
-              <w:t xml:space="preserve"> </w:t>
             </w:r>
             <w:r>
               <w:rPr>
@@ -354,7 +342,6 @@
                 <w:sz w:val="26"/>
                 <w:szCs w:val="26"/>
               </w:rPr>
-              <w:t xml:space="preserve">năm </w:t>
             </w:r>
             <w:r>
               <w:rPr>
@@ -362,7 +349,6 @@
                 <w:sz w:val="26"/>
                 <w:szCs w:val="26"/>
               </w:rPr>
-              <w:t>20</w:t>
             </w:r>
             <w:r>
               <w:rPr>
@@ -371,7 +357,6 @@
                 <w:sz w:val="26"/>
                 <w:szCs w:val="26"/>
               </w:rPr>
-              <w:t>xx</w:t>
             </w:r>
           </w:p>
         </w:tc>
@@ -452,7 +437,7 @@
           <w:sz w:val="26"/>
           <w:szCs w:val="26"/>
         </w:rPr>
-        <w:t xml:space="preserve">nghiệm thu đề tài nghiên cứu khoa học </w:t>
+        <w:t>nghiệm thu đề tài nghiên cứu khoa học năm {{NAM}}</w:t>
       </w:r>
       <w:r>
         <w:rPr>
@@ -460,7 +445,6 @@
           <w:sz w:val="26"/>
           <w:szCs w:val="26"/>
         </w:rPr>
-        <w:t>năm 20</w:t>
       </w:r>
       <w:r>
         <w:rPr>
@@ -469,7 +453,6 @@
           <w:sz w:val="26"/>
           <w:szCs w:val="26"/>
         </w:rPr>
-        <w:t>xx</w:t>
       </w:r>
     </w:p>
     <w:p>
@@ -716,36 +699,32 @@
           <w:sz w:val="26"/>
           <w:szCs w:val="26"/>
         </w:rPr>
-        <w:t>Điều 1.</w:t>
-      </w:r>
-      <w:r>
-        <w:rPr>
-          <w:bCs/>
-          <w:sz w:val="26"/>
-          <w:szCs w:val="26"/>
-        </w:rPr>
-        <w:t xml:space="preserve"> </w:t>
-      </w:r>
-      <w:r>
-        <w:rPr>
-          <w:sz w:val="26"/>
-          <w:szCs w:val="26"/>
-        </w:rPr>
-        <w:t>T</w:t>
-      </w:r>
-      <w:r>
-        <w:rPr>
-          <w:sz w:val="26"/>
-          <w:szCs w:val="26"/>
-        </w:rPr>
-        <w:t>hành lập Hội đồng Khoa học Công nghệ nghiệm thu đề tài nghiên cứu khoa họ</w:t>
-      </w:r>
-      <w:r>
-        <w:rPr>
-          <w:sz w:val="26"/>
-          <w:szCs w:val="26"/>
-        </w:rPr>
-        <w:t>c: “</w:t>
+        <w:t>Điều 1. Thành lập Hội đồng Khoa học Công nghệ nghiệm thu đề tài nghiên cứu khoa học: “{{TEN_DE_TAI}}” của Viện Y học ứng dụng Việt Nam, gồm các Ông, Bà có tên sau:</w:t>
+      </w:r>
+      <w:r>
+        <w:rPr>
+          <w:bCs/>
+          <w:sz w:val="26"/>
+          <w:szCs w:val="26"/>
+        </w:rPr>
+      </w:r>
+      <w:r>
+        <w:rPr>
+          <w:sz w:val="26"/>
+          <w:szCs w:val="26"/>
+        </w:rPr>
+      </w:r>
+      <w:r>
+        <w:rPr>
+          <w:sz w:val="26"/>
+          <w:szCs w:val="26"/>
+        </w:rPr>
+      </w:r>
+      <w:r>
+        <w:rPr>
+          <w:sz w:val="26"/>
+          <w:szCs w:val="26"/>
+        </w:rPr>
       </w:r>
       <w:r>
         <w:rPr>
@@ -755,21 +734,18 @@
           <w:szCs w:val="26"/>
           <w:lang w:val="pt-PT"/>
         </w:rPr>
-        <w:t>Tên đề tài</w:t>
-      </w:r>
-      <w:r>
-        <w:rPr>
-          <w:sz w:val="26"/>
-          <w:szCs w:val="26"/>
-        </w:rPr>
-        <w:t>”</w:t>
-      </w:r>
-      <w:r>
-        <w:rPr>
-          <w:sz w:val="26"/>
-          <w:szCs w:val="26"/>
-        </w:rPr>
-        <w:t xml:space="preserve"> của Viện Y học ứng dụng Việt Nam, gồm các Ông, Bà có tên sau:</w:t>
+      </w:r>
+      <w:r>
+        <w:rPr>
+          <w:sz w:val="26"/>
+          <w:szCs w:val="26"/>
+        </w:rPr>
+      </w:r>
+      <w:r>
+        <w:rPr>
+          <w:sz w:val="26"/>
+          <w:szCs w:val="26"/>
+        </w:rPr>
       </w:r>
     </w:p>
     <w:tbl>

--- a/04. Hồ sơ nghiệm thu - MẪU/9. Quyết định thành lập HĐ nghiệm thu.docx
+++ b/04. Hồ sơ nghiệm thu - MẪU/9. Quyết định thành lập HĐ nghiệm thu.docx
@@ -1,6 +1,6 @@
 
 <file path=word/document.xml><?xml version="1.0" encoding="utf-8"?>
-<w:document xmlns:wpc="http://schemas.microsoft.com/office/word/2010/wordprocessingCanvas" xmlns:cx="http://schemas.microsoft.com/office/drawing/2014/chartex" xmlns:cx1="http://schemas.microsoft.com/office/drawing/2015/9/8/chartex" xmlns:cx2="http://schemas.microsoft.com/office/drawing/2015/10/21/chartex" xmlns:cx3="http://schemas.microsoft.com/office/drawing/2016/5/9/chartex" xmlns:cx4="http://schemas.microsoft.com/office/drawing/2016/5/10/chartex" xmlns:cx5="http://schemas.microsoft.com/office/drawing/2016/5/11/chartex" xmlns:cx6="http://schemas.microsoft.com/office/drawing/2016/5/12/chartex" xmlns:cx7="http://schemas.microsoft.com/office/drawing/2016/5/13/chartex" xmlns:cx8="http://schemas.microsoft.com/office/drawing/2016/5/14/chartex" xmlns:mc="http://schemas.openxmlformats.org/markup-compatibility/2006" xmlns:aink="http://schemas.microsoft.com/office/drawing/2016/ink" xmlns:am3d="http://schemas.microsoft.com/office/drawing/2017/model3d" xmlns:o="urn:schemas-microsoft-com:office:office" xmlns:oel="http://schemas.microsoft.com/office/2019/extlst" xmlns:r="http://schemas.openxmlformats.org/officeDocument/2006/relationships" xmlns:m="http://schemas.openxmlformats.org/officeDocument/2006/math" xmlns:v="urn:schemas-microsoft-com:vml" xmlns:wp14="http://schemas.microsoft.com/office/word/2010/wordprocessingDrawing" xmlns:wp="http://schemas.openxmlformats.org/drawingml/2006/wordprocessingDrawing" xmlns:w10="urn:schemas-microsoft-com:office:word" xmlns:w="http://schemas.openxmlformats.org/wordprocessingml/2006/main" xmlns:w14="http://schemas.microsoft.com/office/word/2010/wordml" xmlns:w15="http://schemas.microsoft.com/office/word/2012/wordml" xmlns:w16cei="http://schemas.microsoft.com/office/word/2026/wordml/cei" xmlns:w16cex="http://schemas.microsoft.com/office/word/2018/wordml/cex" xmlns:w16cid="http://schemas.microsoft.com/office/word/2016/wordml/cid" xmlns:w16="http://schemas.microsoft.com/office/word/2018/wordml" xmlns:w16du="http://schemas.microsoft.com/office/word/2023/wordml/word16du" xmlns:w16sdtdh="http://schemas.microsoft.com/office/word/2020/wordml/sdtdatahash" xmlns:w16sdtfl="http://schemas.microsoft.com/office/word/2024/wordml/sdtformatlock" xmlns:w16se="http://schemas.microsoft.com/office/word/2015/wordml/symex" xmlns:wpg="http://schemas.microsoft.com/office/word/2010/wordprocessingGroup" xmlns:wpi="http://schemas.microsoft.com/office/word/2010/wordprocessingInk" xmlns:wne="http://schemas.microsoft.com/office/word/2006/wordml" xmlns:wps="http://schemas.microsoft.com/office/word/2010/wordprocessingShape" mc:Ignorable="w14 w15 w16se w16cid w16 w16cex w16sdtdh w16sdtfl w16du wp14">
+<w:document xmlns:wpc="http://schemas.microsoft.com/office/word/2010/wordprocessingCanvas" xmlns:cx="http://schemas.microsoft.com/office/drawing/2014/chartex" xmlns:cx1="http://schemas.microsoft.com/office/drawing/2015/9/8/chartex" xmlns:cx2="http://schemas.microsoft.com/office/drawing/2015/10/21/chartex" xmlns:cx3="http://schemas.microsoft.com/office/drawing/2016/5/9/chartex" xmlns:cx4="http://schemas.microsoft.com/office/drawing/2016/5/10/chartex" xmlns:cx5="http://schemas.microsoft.com/office/drawing/2016/5/11/chartex" xmlns:cx6="http://schemas.microsoft.com/office/drawing/2016/5/12/chartex" xmlns:cx7="http://schemas.microsoft.com/office/drawing/2016/5/13/chartex" xmlns:cx8="http://schemas.microsoft.com/office/drawing/2016/5/14/chartex" xmlns:mc="http://schemas.openxmlformats.org/markup-compatibility/2006" xmlns:aink="http://schemas.microsoft.com/office/drawing/2016/ink" xmlns:am3d="http://schemas.microsoft.com/office/drawing/2017/model3d" xmlns:o="urn:schemas-microsoft-com:office:office" xmlns:oel="http://schemas.microsoft.com/office/2019/extlst" xmlns:r="http://schemas.openxmlformats.org/officeDocument/2006/relationships" xmlns:m="http://schemas.openxmlformats.org/officeDocument/2006/math" xmlns:v="urn:schemas-microsoft-com:vml" xmlns:wp14="http://schemas.microsoft.com/office/word/2010/wordprocessingDrawing" xmlns:wp="http://schemas.openxmlformats.org/drawingml/2006/wordprocessingDrawing" xmlns:w10="urn:schemas-microsoft-com:office:word" xmlns:w="http://schemas.openxmlformats.org/wordprocessingml/2006/main" xmlns:w14="http://schemas.microsoft.com/office/word/2010/wordml" xmlns:w15="http://schemas.microsoft.com/office/word/2012/wordml" xmlns:w16cex="http://schemas.microsoft.com/office/word/2018/wordml/cex" xmlns:w16cid="http://schemas.microsoft.com/office/word/2016/wordml/cid" xmlns:w16="http://schemas.microsoft.com/office/word/2018/wordml" xmlns:w16du="http://schemas.microsoft.com/office/word/2023/wordml/word16du" xmlns:w16sdtdh="http://schemas.microsoft.com/office/word/2020/wordml/sdtdatahash" xmlns:w16sdtfl="http://schemas.microsoft.com/office/word/2024/wordml/sdtformatlock" xmlns:w16se="http://schemas.microsoft.com/office/word/2015/wordml/symex" xmlns:wpg="http://schemas.microsoft.com/office/word/2010/wordprocessingGroup" xmlns:wpi="http://schemas.microsoft.com/office/word/2010/wordprocessingInk" xmlns:wne="http://schemas.microsoft.com/office/word/2006/wordml" xmlns:wps="http://schemas.microsoft.com/office/word/2010/wordprocessingShape" mc:Ignorable="w14 w15 w16se w16cid w16 w16cex w16sdtdh w16sdtfl w16du wp14">
   <w:body>
     <w:tbl>
       <w:tblPr>
@@ -120,7 +120,7 @@
                 <w:sz w:val="26"/>
                 <w:szCs w:val="26"/>
               </w:rPr>
-              <w:t>Số:     /QĐ-YHUD/{{NAM}}</w:t>
+              <w:t xml:space="preserve">Số: </w:t>
             </w:r>
             <w:r>
               <w:rPr>
@@ -128,31 +128,28 @@
                 <w:szCs w:val="26"/>
                 <w:lang w:val="vi-VN"/>
               </w:rPr>
-            </w:r>
-            <w:r>
-              <w:rPr>
-                <w:sz w:val="26"/>
-                <w:szCs w:val="26"/>
-              </w:rPr>
-            </w:r>
-            <w:r>
-              <w:rPr>
-                <w:sz w:val="26"/>
-                <w:szCs w:val="26"/>
-              </w:rPr>
-            </w:r>
-            <w:r>
-              <w:rPr>
-                <w:sz w:val="26"/>
-                <w:szCs w:val="26"/>
-              </w:rPr>
-            </w:r>
-            <w:r>
-              <w:rPr>
-                <w:color w:val="FF0000"/>
-                <w:sz w:val="26"/>
-                <w:szCs w:val="26"/>
-              </w:rPr>
+              <w:t xml:space="preserve">   </w:t>
+            </w:r>
+            <w:r>
+              <w:rPr>
+                <w:sz w:val="26"/>
+                <w:szCs w:val="26"/>
+              </w:rPr>
+              <w:t xml:space="preserve"> </w:t>
+            </w:r>
+            <w:r>
+              <w:rPr>
+                <w:sz w:val="26"/>
+                <w:szCs w:val="26"/>
+              </w:rPr>
+              <w:t>/QĐ-YHUD/</w:t>
+            </w:r>
+            <w:r>
+              <w:rPr>
+                <w:sz w:val="26"/>
+                <w:szCs w:val="26"/>
+              </w:rPr>
+              <w:t>{{NAM}}</w:t>
             </w:r>
           </w:p>
         </w:tc>
@@ -282,7 +279,7 @@
                 <w:sz w:val="26"/>
                 <w:szCs w:val="26"/>
               </w:rPr>
-              <w:t>Hà Nội, ngày      tháng      năm {{NAM}}</w:t>
+              <w:t>Hà Nộ</w:t>
             </w:r>
             <w:r>
               <w:rPr>
@@ -290,6 +287,7 @@
                 <w:sz w:val="26"/>
                 <w:szCs w:val="26"/>
               </w:rPr>
+              <w:t>i, ngày</w:t>
             </w:r>
             <w:r>
               <w:rPr>
@@ -298,6 +296,7 @@
                 <w:szCs w:val="26"/>
                 <w:lang w:val="vi-VN"/>
               </w:rPr>
+              <w:t xml:space="preserve">     </w:t>
             </w:r>
             <w:r>
               <w:rPr>
@@ -305,6 +304,7 @@
                 <w:sz w:val="26"/>
                 <w:szCs w:val="26"/>
               </w:rPr>
+              <w:t xml:space="preserve"> </w:t>
             </w:r>
             <w:r>
               <w:rPr>
@@ -312,6 +312,7 @@
                 <w:sz w:val="26"/>
                 <w:szCs w:val="26"/>
               </w:rPr>
+              <w:t>t</w:t>
             </w:r>
             <w:r>
               <w:rPr>
@@ -319,6 +320,7 @@
                 <w:sz w:val="26"/>
                 <w:szCs w:val="26"/>
               </w:rPr>
+              <w:t xml:space="preserve">háng </w:t>
             </w:r>
             <w:r>
               <w:rPr>
@@ -327,6 +329,7 @@
                 <w:szCs w:val="26"/>
                 <w:lang w:val="vi-VN"/>
               </w:rPr>
+              <w:t xml:space="preserve">    </w:t>
             </w:r>
             <w:r>
               <w:rPr>
@@ -335,6 +338,7 @@
                 <w:szCs w:val="26"/>
                 <w:lang w:val="vi-VN"/>
               </w:rPr>
+              <w:t xml:space="preserve"> </w:t>
             </w:r>
             <w:r>
               <w:rPr>
@@ -342,6 +346,7 @@
                 <w:sz w:val="26"/>
                 <w:szCs w:val="26"/>
               </w:rPr>
+              <w:t xml:space="preserve">năm </w:t>
             </w:r>
             <w:r>
               <w:rPr>
@@ -349,14 +354,7 @@
                 <w:sz w:val="26"/>
                 <w:szCs w:val="26"/>
               </w:rPr>
-            </w:r>
-            <w:r>
-              <w:rPr>
-                <w:i/>
-                <w:color w:val="FF0000"/>
-                <w:sz w:val="26"/>
-                <w:szCs w:val="26"/>
-              </w:rPr>
+              <w:t>{{NAM}}</w:t>
             </w:r>
           </w:p>
         </w:tc>
@@ -437,7 +435,7 @@
           <w:sz w:val="26"/>
           <w:szCs w:val="26"/>
         </w:rPr>
-        <w:t>nghiệm thu đề tài nghiên cứu khoa học năm {{NAM}}</w:t>
+        <w:t xml:space="preserve">nghiệm thu đề tài nghiên cứu khoa học </w:t>
       </w:r>
       <w:r>
         <w:rPr>
@@ -445,14 +443,15 @@
           <w:sz w:val="26"/>
           <w:szCs w:val="26"/>
         </w:rPr>
+        <w:t xml:space="preserve">năm </w:t>
       </w:r>
       <w:r>
         <w:rPr>
           <w:b/>
-          <w:color w:val="FF0000"/>
-          <w:sz w:val="26"/>
-          <w:szCs w:val="26"/>
-        </w:rPr>
+          <w:sz w:val="26"/>
+          <w:szCs w:val="26"/>
+        </w:rPr>
+        <w:t>{{NAM}}</w:t>
       </w:r>
     </w:p>
     <w:p>
@@ -699,7 +698,7 @@
           <w:sz w:val="26"/>
           <w:szCs w:val="26"/>
         </w:rPr>
-        <w:t>Điều 1. Thành lập Hội đồng Khoa học Công nghệ nghiệm thu đề tài nghiên cứu khoa học: “{{TEN_DE_TAI}}” của Viện Y học ứng dụng Việt Nam, gồm các Ông, Bà có tên sau:</w:t>
+        <w:t>Điều 1.</w:t>
       </w:r>
       <w:r>
         <w:rPr>
@@ -707,45 +706,42 @@
           <w:sz w:val="26"/>
           <w:szCs w:val="26"/>
         </w:rPr>
-      </w:r>
-      <w:r>
-        <w:rPr>
-          <w:sz w:val="26"/>
-          <w:szCs w:val="26"/>
-        </w:rPr>
-      </w:r>
-      <w:r>
-        <w:rPr>
-          <w:sz w:val="26"/>
-          <w:szCs w:val="26"/>
-        </w:rPr>
-      </w:r>
-      <w:r>
-        <w:rPr>
-          <w:sz w:val="26"/>
-          <w:szCs w:val="26"/>
-        </w:rPr>
-      </w:r>
-      <w:r>
-        <w:rPr>
-          <w:i/>
-          <w:color w:val="FF0000"/>
-          <w:sz w:val="26"/>
-          <w:szCs w:val="26"/>
-          <w:lang w:val="pt-PT"/>
-        </w:rPr>
-      </w:r>
-      <w:r>
-        <w:rPr>
-          <w:sz w:val="26"/>
-          <w:szCs w:val="26"/>
-        </w:rPr>
-      </w:r>
-      <w:r>
-        <w:rPr>
-          <w:sz w:val="26"/>
-          <w:szCs w:val="26"/>
-        </w:rPr>
+        <w:t xml:space="preserve"> </w:t>
+      </w:r>
+      <w:r>
+        <w:rPr>
+          <w:sz w:val="26"/>
+          <w:szCs w:val="26"/>
+        </w:rPr>
+        <w:t>T</w:t>
+      </w:r>
+      <w:r>
+        <w:rPr>
+          <w:sz w:val="26"/>
+          <w:szCs w:val="26"/>
+        </w:rPr>
+        <w:t>hành lập Hội đồng Khoa học Công nghệ nghiệm thu đề tài nghiên cứu khoa họ</w:t>
+      </w:r>
+      <w:r>
+        <w:rPr>
+          <w:sz w:val="26"/>
+          <w:szCs w:val="26"/>
+        </w:rPr>
+        <w:t xml:space="preserve">c: </w:t>
+      </w:r>
+      <w:r>
+        <w:rPr>
+          <w:sz w:val="26"/>
+          <w:szCs w:val="26"/>
+        </w:rPr>
+        <w:t>“{{TEN_DE_TAI}}”</w:t>
+      </w:r>
+      <w:r>
+        <w:rPr>
+          <w:sz w:val="26"/>
+          <w:szCs w:val="26"/>
+        </w:rPr>
+        <w:t xml:space="preserve"> của Viện Y học ứng dụng Việt Nam, gồm các Ông, Bà có tên sau:</w:t>
       </w:r>
     </w:p>
     <w:tbl>
@@ -1121,8 +1117,8 @@
         <w:tblLook w:val="04A0" w:firstRow="1" w:lastRow="0" w:firstColumn="1" w:lastColumn="0" w:noHBand="0" w:noVBand="1"/>
       </w:tblPr>
       <w:tblGrid>
-        <w:gridCol w:w="3465"/>
-        <w:gridCol w:w="5999"/>
+        <w:gridCol w:w="3404"/>
+        <w:gridCol w:w="5884"/>
       </w:tblGrid>
       <w:tr>
         <w:trPr>
@@ -1808,7 +1804,7 @@
 </file>
 
 <file path=word/endnotes.xml><?xml version="1.0" encoding="utf-8"?>
-<w:endnotes xmlns:wpc="http://schemas.microsoft.com/office/word/2010/wordprocessingCanvas" xmlns:cx="http://schemas.microsoft.com/office/drawing/2014/chartex" xmlns:cx1="http://schemas.microsoft.com/office/drawing/2015/9/8/chartex" xmlns:cx2="http://schemas.microsoft.com/office/drawing/2015/10/21/chartex" xmlns:cx3="http://schemas.microsoft.com/office/drawing/2016/5/9/chartex" xmlns:cx4="http://schemas.microsoft.com/office/drawing/2016/5/10/chartex" xmlns:cx5="http://schemas.microsoft.com/office/drawing/2016/5/11/chartex" xmlns:cx6="http://schemas.microsoft.com/office/drawing/2016/5/12/chartex" xmlns:cx7="http://schemas.microsoft.com/office/drawing/2016/5/13/chartex" xmlns:cx8="http://schemas.microsoft.com/office/drawing/2016/5/14/chartex" xmlns:mc="http://schemas.openxmlformats.org/markup-compatibility/2006" xmlns:aink="http://schemas.microsoft.com/office/drawing/2016/ink" xmlns:am3d="http://schemas.microsoft.com/office/drawing/2017/model3d" xmlns:o="urn:schemas-microsoft-com:office:office" xmlns:oel="http://schemas.microsoft.com/office/2019/extlst" xmlns:r="http://schemas.openxmlformats.org/officeDocument/2006/relationships" xmlns:m="http://schemas.openxmlformats.org/officeDocument/2006/math" xmlns:v="urn:schemas-microsoft-com:vml" xmlns:wp14="http://schemas.microsoft.com/office/word/2010/wordprocessingDrawing" xmlns:wp="http://schemas.openxmlformats.org/drawingml/2006/wordprocessingDrawing" xmlns:w10="urn:schemas-microsoft-com:office:word" xmlns:w="http://schemas.openxmlformats.org/wordprocessingml/2006/main" xmlns:w14="http://schemas.microsoft.com/office/word/2010/wordml" xmlns:w15="http://schemas.microsoft.com/office/word/2012/wordml" xmlns:w16cei="http://schemas.microsoft.com/office/word/2026/wordml/cei" xmlns:w16cex="http://schemas.microsoft.com/office/word/2018/wordml/cex" xmlns:w16cid="http://schemas.microsoft.com/office/word/2016/wordml/cid" xmlns:w16="http://schemas.microsoft.com/office/word/2018/wordml" xmlns:w16du="http://schemas.microsoft.com/office/word/2023/wordml/word16du" xmlns:w16sdtdh="http://schemas.microsoft.com/office/word/2020/wordml/sdtdatahash" xmlns:w16sdtfl="http://schemas.microsoft.com/office/word/2024/wordml/sdtformatlock" xmlns:w16se="http://schemas.microsoft.com/office/word/2015/wordml/symex" xmlns:wpg="http://schemas.microsoft.com/office/word/2010/wordprocessingGroup" xmlns:wpi="http://schemas.microsoft.com/office/word/2010/wordprocessingInk" xmlns:wne="http://schemas.microsoft.com/office/word/2006/wordml" xmlns:wps="http://schemas.microsoft.com/office/word/2010/wordprocessingShape" mc:Ignorable="w14 w15 w16se w16cid w16 w16cex w16sdtdh w16sdtfl w16du wp14">
+<w:endnotes xmlns:wpc="http://schemas.microsoft.com/office/word/2010/wordprocessingCanvas" xmlns:cx="http://schemas.microsoft.com/office/drawing/2014/chartex" xmlns:cx1="http://schemas.microsoft.com/office/drawing/2015/9/8/chartex" xmlns:cx2="http://schemas.microsoft.com/office/drawing/2015/10/21/chartex" xmlns:cx3="http://schemas.microsoft.com/office/drawing/2016/5/9/chartex" xmlns:cx4="http://schemas.microsoft.com/office/drawing/2016/5/10/chartex" xmlns:cx5="http://schemas.microsoft.com/office/drawing/2016/5/11/chartex" xmlns:cx6="http://schemas.microsoft.com/office/drawing/2016/5/12/chartex" xmlns:cx7="http://schemas.microsoft.com/office/drawing/2016/5/13/chartex" xmlns:cx8="http://schemas.microsoft.com/office/drawing/2016/5/14/chartex" xmlns:mc="http://schemas.openxmlformats.org/markup-compatibility/2006" xmlns:aink="http://schemas.microsoft.com/office/drawing/2016/ink" xmlns:am3d="http://schemas.microsoft.com/office/drawing/2017/model3d" xmlns:o="urn:schemas-microsoft-com:office:office" xmlns:oel="http://schemas.microsoft.com/office/2019/extlst" xmlns:r="http://schemas.openxmlformats.org/officeDocument/2006/relationships" xmlns:m="http://schemas.openxmlformats.org/officeDocument/2006/math" xmlns:v="urn:schemas-microsoft-com:vml" xmlns:wp14="http://schemas.microsoft.com/office/word/2010/wordprocessingDrawing" xmlns:wp="http://schemas.openxmlformats.org/drawingml/2006/wordprocessingDrawing" xmlns:w10="urn:schemas-microsoft-com:office:word" xmlns:w="http://schemas.openxmlformats.org/wordprocessingml/2006/main" xmlns:w14="http://schemas.microsoft.com/office/word/2010/wordml" xmlns:w15="http://schemas.microsoft.com/office/word/2012/wordml" xmlns:w16cex="http://schemas.microsoft.com/office/word/2018/wordml/cex" xmlns:w16cid="http://schemas.microsoft.com/office/word/2016/wordml/cid" xmlns:w16="http://schemas.microsoft.com/office/word/2018/wordml" xmlns:w16du="http://schemas.microsoft.com/office/word/2023/wordml/word16du" xmlns:w16sdtdh="http://schemas.microsoft.com/office/word/2020/wordml/sdtdatahash" xmlns:w16sdtfl="http://schemas.microsoft.com/office/word/2024/wordml/sdtformatlock" xmlns:w16se="http://schemas.microsoft.com/office/word/2015/wordml/symex" xmlns:wpg="http://schemas.microsoft.com/office/word/2010/wordprocessingGroup" xmlns:wpi="http://schemas.microsoft.com/office/word/2010/wordprocessingInk" xmlns:wne="http://schemas.microsoft.com/office/word/2006/wordml" xmlns:wps="http://schemas.microsoft.com/office/word/2010/wordprocessingShape" mc:Ignorable="w14 w15 w16se w16cid w16 w16cex w16sdtdh w16sdtfl w16du wp14">
   <w:endnote w:type="separator" w:id="-1">
     <w:p>
       <w:r>
@@ -1827,7 +1823,7 @@
 </file>
 
 <file path=word/footnotes.xml><?xml version="1.0" encoding="utf-8"?>
-<w:footnotes xmlns:wpc="http://schemas.microsoft.com/office/word/2010/wordprocessingCanvas" xmlns:cx="http://schemas.microsoft.com/office/drawing/2014/chartex" xmlns:cx1="http://schemas.microsoft.com/office/drawing/2015/9/8/chartex" xmlns:cx2="http://schemas.microsoft.com/office/drawing/2015/10/21/chartex" xmlns:cx3="http://schemas.microsoft.com/office/drawing/2016/5/9/chartex" xmlns:cx4="http://schemas.microsoft.com/office/drawing/2016/5/10/chartex" xmlns:cx5="http://schemas.microsoft.com/office/drawing/2016/5/11/chartex" xmlns:cx6="http://schemas.microsoft.com/office/drawing/2016/5/12/chartex" xmlns:cx7="http://schemas.microsoft.com/office/drawing/2016/5/13/chartex" xmlns:cx8="http://schemas.microsoft.com/office/drawing/2016/5/14/chartex" xmlns:mc="http://schemas.openxmlformats.org/markup-compatibility/2006" xmlns:aink="http://schemas.microsoft.com/office/drawing/2016/ink" xmlns:am3d="http://schemas.microsoft.com/office/drawing/2017/model3d" xmlns:o="urn:schemas-microsoft-com:office:office" xmlns:oel="http://schemas.microsoft.com/office/2019/extlst" xmlns:r="http://schemas.openxmlformats.org/officeDocument/2006/relationships" xmlns:m="http://schemas.openxmlformats.org/officeDocument/2006/math" xmlns:v="urn:schemas-microsoft-com:vml" xmlns:wp14="http://schemas.microsoft.com/office/word/2010/wordprocessingDrawing" xmlns:wp="http://schemas.openxmlformats.org/drawingml/2006/wordprocessingDrawing" xmlns:w10="urn:schemas-microsoft-com:office:word" xmlns:w="http://schemas.openxmlformats.org/wordprocessingml/2006/main" xmlns:w14="http://schemas.microsoft.com/office/word/2010/wordml" xmlns:w15="http://schemas.microsoft.com/office/word/2012/wordml" xmlns:w16cei="http://schemas.microsoft.com/office/word/2026/wordml/cei" xmlns:w16cex="http://schemas.microsoft.com/office/word/2018/wordml/cex" xmlns:w16cid="http://schemas.microsoft.com/office/word/2016/wordml/cid" xmlns:w16="http://schemas.microsoft.com/office/word/2018/wordml" xmlns:w16du="http://schemas.microsoft.com/office/word/2023/wordml/word16du" xmlns:w16sdtdh="http://schemas.microsoft.com/office/word/2020/wordml/sdtdatahash" xmlns:w16sdtfl="http://schemas.microsoft.com/office/word/2024/wordml/sdtformatlock" xmlns:w16se="http://schemas.microsoft.com/office/word/2015/wordml/symex" xmlns:wpg="http://schemas.microsoft.com/office/word/2010/wordprocessingGroup" xmlns:wpi="http://schemas.microsoft.com/office/word/2010/wordprocessingInk" xmlns:wne="http://schemas.microsoft.com/office/word/2006/wordml" xmlns:wps="http://schemas.microsoft.com/office/word/2010/wordprocessingShape" mc:Ignorable="w14 w15 w16se w16cid w16 w16cex w16sdtdh w16sdtfl w16du wp14">
+<w:footnotes xmlns:wpc="http://schemas.microsoft.com/office/word/2010/wordprocessingCanvas" xmlns:cx="http://schemas.microsoft.com/office/drawing/2014/chartex" xmlns:cx1="http://schemas.microsoft.com/office/drawing/2015/9/8/chartex" xmlns:cx2="http://schemas.microsoft.com/office/drawing/2015/10/21/chartex" xmlns:cx3="http://schemas.microsoft.com/office/drawing/2016/5/9/chartex" xmlns:cx4="http://schemas.microsoft.com/office/drawing/2016/5/10/chartex" xmlns:cx5="http://schemas.microsoft.com/office/drawing/2016/5/11/chartex" xmlns:cx6="http://schemas.microsoft.com/office/drawing/2016/5/12/chartex" xmlns:cx7="http://schemas.microsoft.com/office/drawing/2016/5/13/chartex" xmlns:cx8="http://schemas.microsoft.com/office/drawing/2016/5/14/chartex" xmlns:mc="http://schemas.openxmlformats.org/markup-compatibility/2006" xmlns:aink="http://schemas.microsoft.com/office/drawing/2016/ink" xmlns:am3d="http://schemas.microsoft.com/office/drawing/2017/model3d" xmlns:o="urn:schemas-microsoft-com:office:office" xmlns:oel="http://schemas.microsoft.com/office/2019/extlst" xmlns:r="http://schemas.openxmlformats.org/officeDocument/2006/relationships" xmlns:m="http://schemas.openxmlformats.org/officeDocument/2006/math" xmlns:v="urn:schemas-microsoft-com:vml" xmlns:wp14="http://schemas.microsoft.com/office/word/2010/wordprocessingDrawing" xmlns:wp="http://schemas.openxmlformats.org/drawingml/2006/wordprocessingDrawing" xmlns:w10="urn:schemas-microsoft-com:office:word" xmlns:w="http://schemas.openxmlformats.org/wordprocessingml/2006/main" xmlns:w14="http://schemas.microsoft.com/office/word/2010/wordml" xmlns:w15="http://schemas.microsoft.com/office/word/2012/wordml" xmlns:w16cex="http://schemas.microsoft.com/office/word/2018/wordml/cex" xmlns:w16cid="http://schemas.microsoft.com/office/word/2016/wordml/cid" xmlns:w16="http://schemas.microsoft.com/office/word/2018/wordml" xmlns:w16du="http://schemas.microsoft.com/office/word/2023/wordml/word16du" xmlns:w16sdtdh="http://schemas.microsoft.com/office/word/2020/wordml/sdtdatahash" xmlns:w16sdtfl="http://schemas.microsoft.com/office/word/2024/wordml/sdtformatlock" xmlns:w16se="http://schemas.microsoft.com/office/word/2015/wordml/symex" xmlns:wpg="http://schemas.microsoft.com/office/word/2010/wordprocessingGroup" xmlns:wpi="http://schemas.microsoft.com/office/word/2010/wordprocessingInk" xmlns:wne="http://schemas.microsoft.com/office/word/2006/wordml" xmlns:wps="http://schemas.microsoft.com/office/word/2010/wordprocessingShape" mc:Ignorable="w14 w15 w16se w16cid w16 w16cex w16sdtdh w16sdtfl w16du wp14">
   <w:footnote w:type="separator" w:id="-1">
     <w:p>
       <w:r>
@@ -1846,7 +1842,7 @@
 </file>
 
 <file path=word/header1.xml><?xml version="1.0" encoding="utf-8"?>
-<w:hdr xmlns:wpc="http://schemas.microsoft.com/office/word/2010/wordprocessingCanvas" xmlns:cx="http://schemas.microsoft.com/office/drawing/2014/chartex" xmlns:cx1="http://schemas.microsoft.com/office/drawing/2015/9/8/chartex" xmlns:cx2="http://schemas.microsoft.com/office/drawing/2015/10/21/chartex" xmlns:cx3="http://schemas.microsoft.com/office/drawing/2016/5/9/chartex" xmlns:cx4="http://schemas.microsoft.com/office/drawing/2016/5/10/chartex" xmlns:cx5="http://schemas.microsoft.com/office/drawing/2016/5/11/chartex" xmlns:cx6="http://schemas.microsoft.com/office/drawing/2016/5/12/chartex" xmlns:cx7="http://schemas.microsoft.com/office/drawing/2016/5/13/chartex" xmlns:cx8="http://schemas.microsoft.com/office/drawing/2016/5/14/chartex" xmlns:mc="http://schemas.openxmlformats.org/markup-compatibility/2006" xmlns:aink="http://schemas.microsoft.com/office/drawing/2016/ink" xmlns:am3d="http://schemas.microsoft.com/office/drawing/2017/model3d" xmlns:o="urn:schemas-microsoft-com:office:office" xmlns:oel="http://schemas.microsoft.com/office/2019/extlst" xmlns:r="http://schemas.openxmlformats.org/officeDocument/2006/relationships" xmlns:m="http://schemas.openxmlformats.org/officeDocument/2006/math" xmlns:v="urn:schemas-microsoft-com:vml" xmlns:wp14="http://schemas.microsoft.com/office/word/2010/wordprocessingDrawing" xmlns:wp="http://schemas.openxmlformats.org/drawingml/2006/wordprocessingDrawing" xmlns:w10="urn:schemas-microsoft-com:office:word" xmlns:w="http://schemas.openxmlformats.org/wordprocessingml/2006/main" xmlns:w14="http://schemas.microsoft.com/office/word/2010/wordml" xmlns:w15="http://schemas.microsoft.com/office/word/2012/wordml" xmlns:w16cei="http://schemas.microsoft.com/office/word/2026/wordml/cei" xmlns:w16cex="http://schemas.microsoft.com/office/word/2018/wordml/cex" xmlns:w16cid="http://schemas.microsoft.com/office/word/2016/wordml/cid" xmlns:w16="http://schemas.microsoft.com/office/word/2018/wordml" xmlns:w16du="http://schemas.microsoft.com/office/word/2023/wordml/word16du" xmlns:w16sdtdh="http://schemas.microsoft.com/office/word/2020/wordml/sdtdatahash" xmlns:w16sdtfl="http://schemas.microsoft.com/office/word/2024/wordml/sdtformatlock" xmlns:w16se="http://schemas.microsoft.com/office/word/2015/wordml/symex" xmlns:wpg="http://schemas.microsoft.com/office/word/2010/wordprocessingGroup" xmlns:wpi="http://schemas.microsoft.com/office/word/2010/wordprocessingInk" xmlns:wne="http://schemas.microsoft.com/office/word/2006/wordml" xmlns:wps="http://schemas.microsoft.com/office/word/2010/wordprocessingShape" mc:Ignorable="w14 w15 w16se w16cid w16 w16cex w16sdtdh w16sdtfl w16du wp14">
+<w:hdr xmlns:wpc="http://schemas.microsoft.com/office/word/2010/wordprocessingCanvas" xmlns:cx="http://schemas.microsoft.com/office/drawing/2014/chartex" xmlns:cx1="http://schemas.microsoft.com/office/drawing/2015/9/8/chartex" xmlns:cx2="http://schemas.microsoft.com/office/drawing/2015/10/21/chartex" xmlns:cx3="http://schemas.microsoft.com/office/drawing/2016/5/9/chartex" xmlns:cx4="http://schemas.microsoft.com/office/drawing/2016/5/10/chartex" xmlns:cx5="http://schemas.microsoft.com/office/drawing/2016/5/11/chartex" xmlns:cx6="http://schemas.microsoft.com/office/drawing/2016/5/12/chartex" xmlns:cx7="http://schemas.microsoft.com/office/drawing/2016/5/13/chartex" xmlns:cx8="http://schemas.microsoft.com/office/drawing/2016/5/14/chartex" xmlns:mc="http://schemas.openxmlformats.org/markup-compatibility/2006" xmlns:aink="http://schemas.microsoft.com/office/drawing/2016/ink" xmlns:am3d="http://schemas.microsoft.com/office/drawing/2017/model3d" xmlns:o="urn:schemas-microsoft-com:office:office" xmlns:oel="http://schemas.microsoft.com/office/2019/extlst" xmlns:r="http://schemas.openxmlformats.org/officeDocument/2006/relationships" xmlns:m="http://schemas.openxmlformats.org/officeDocument/2006/math" xmlns:v="urn:schemas-microsoft-com:vml" xmlns:wp14="http://schemas.microsoft.com/office/word/2010/wordprocessingDrawing" xmlns:wp="http://schemas.openxmlformats.org/drawingml/2006/wordprocessingDrawing" xmlns:w10="urn:schemas-microsoft-com:office:word" xmlns:w="http://schemas.openxmlformats.org/wordprocessingml/2006/main" xmlns:w14="http://schemas.microsoft.com/office/word/2010/wordml" xmlns:w15="http://schemas.microsoft.com/office/word/2012/wordml" xmlns:w16cex="http://schemas.microsoft.com/office/word/2018/wordml/cex" xmlns:w16cid="http://schemas.microsoft.com/office/word/2016/wordml/cid" xmlns:w16="http://schemas.microsoft.com/office/word/2018/wordml" xmlns:w16du="http://schemas.microsoft.com/office/word/2023/wordml/word16du" xmlns:w16sdtdh="http://schemas.microsoft.com/office/word/2020/wordml/sdtdatahash" xmlns:w16sdtfl="http://schemas.microsoft.com/office/word/2024/wordml/sdtformatlock" xmlns:w16se="http://schemas.microsoft.com/office/word/2015/wordml/symex" xmlns:wpg="http://schemas.microsoft.com/office/word/2010/wordprocessingGroup" xmlns:wpi="http://schemas.microsoft.com/office/word/2010/wordprocessingInk" xmlns:wne="http://schemas.microsoft.com/office/word/2006/wordml" xmlns:wps="http://schemas.microsoft.com/office/word/2010/wordprocessingShape" mc:Ignorable="w14 w15 w16se w16cid w16 w16cex w16sdtdh w16sdtfl w16du wp14">
   <w:p>
     <w:pPr>
       <w:pStyle w:val="Header"/>
@@ -1857,7 +1853,7 @@
 </file>
 
 <file path=word/numbering.xml><?xml version="1.0" encoding="utf-8"?>
-<w:numbering xmlns:wpc="http://schemas.microsoft.com/office/word/2010/wordprocessingCanvas" xmlns:cx="http://schemas.microsoft.com/office/drawing/2014/chartex" xmlns:cx1="http://schemas.microsoft.com/office/drawing/2015/9/8/chartex" xmlns:cx2="http://schemas.microsoft.com/office/drawing/2015/10/21/chartex" xmlns:cx3="http://schemas.microsoft.com/office/drawing/2016/5/9/chartex" xmlns:cx4="http://schemas.microsoft.com/office/drawing/2016/5/10/chartex" xmlns:cx5="http://schemas.microsoft.com/office/drawing/2016/5/11/chartex" xmlns:cx6="http://schemas.microsoft.com/office/drawing/2016/5/12/chartex" xmlns:cx7="http://schemas.microsoft.com/office/drawing/2016/5/13/chartex" xmlns:cx8="http://schemas.microsoft.com/office/drawing/2016/5/14/chartex" xmlns:mc="http://schemas.openxmlformats.org/markup-compatibility/2006" xmlns:aink="http://schemas.microsoft.com/office/drawing/2016/ink" xmlns:am3d="http://schemas.microsoft.com/office/drawing/2017/model3d" xmlns:o="urn:schemas-microsoft-com:office:office" xmlns:oel="http://schemas.microsoft.com/office/2019/extlst" xmlns:r="http://schemas.openxmlformats.org/officeDocument/2006/relationships" xmlns:m="http://schemas.openxmlformats.org/officeDocument/2006/math" xmlns:v="urn:schemas-microsoft-com:vml" xmlns:wp14="http://schemas.microsoft.com/office/word/2010/wordprocessingDrawing" xmlns:wp="http://schemas.openxmlformats.org/drawingml/2006/wordprocessingDrawing" xmlns:w10="urn:schemas-microsoft-com:office:word" xmlns:w="http://schemas.openxmlformats.org/wordprocessingml/2006/main" xmlns:w14="http://schemas.microsoft.com/office/word/2010/wordml" xmlns:w15="http://schemas.microsoft.com/office/word/2012/wordml" xmlns:w16cei="http://schemas.microsoft.com/office/word/2026/wordml/cei" xmlns:w16cex="http://schemas.microsoft.com/office/word/2018/wordml/cex" xmlns:w16cid="http://schemas.microsoft.com/office/word/2016/wordml/cid" xmlns:w16="http://schemas.microsoft.com/office/word/2018/wordml" xmlns:w16du="http://schemas.microsoft.com/office/word/2023/wordml/word16du" xmlns:w16sdtdh="http://schemas.microsoft.com/office/word/2020/wordml/sdtdatahash" xmlns:w16sdtfl="http://schemas.microsoft.com/office/word/2024/wordml/sdtformatlock" xmlns:w16se="http://schemas.microsoft.com/office/word/2015/wordml/symex" xmlns:wpg="http://schemas.microsoft.com/office/word/2010/wordprocessingGroup" xmlns:wpi="http://schemas.microsoft.com/office/word/2010/wordprocessingInk" xmlns:wne="http://schemas.microsoft.com/office/word/2006/wordml" xmlns:wps="http://schemas.microsoft.com/office/word/2010/wordprocessingShape" mc:Ignorable="w14 w15 w16se w16cid w16 w16cex w16sdtdh w16sdtfl w16du wp14">
+<w:numbering xmlns:wpc="http://schemas.microsoft.com/office/word/2010/wordprocessingCanvas" xmlns:cx="http://schemas.microsoft.com/office/drawing/2014/chartex" xmlns:cx1="http://schemas.microsoft.com/office/drawing/2015/9/8/chartex" xmlns:cx2="http://schemas.microsoft.com/office/drawing/2015/10/21/chartex" xmlns:cx3="http://schemas.microsoft.com/office/drawing/2016/5/9/chartex" xmlns:cx4="http://schemas.microsoft.com/office/drawing/2016/5/10/chartex" xmlns:cx5="http://schemas.microsoft.com/office/drawing/2016/5/11/chartex" xmlns:cx6="http://schemas.microsoft.com/office/drawing/2016/5/12/chartex" xmlns:cx7="http://schemas.microsoft.com/office/drawing/2016/5/13/chartex" xmlns:cx8="http://schemas.microsoft.com/office/drawing/2016/5/14/chartex" xmlns:mc="http://schemas.openxmlformats.org/markup-compatibility/2006" xmlns:aink="http://schemas.microsoft.com/office/drawing/2016/ink" xmlns:am3d="http://schemas.microsoft.com/office/drawing/2017/model3d" xmlns:o="urn:schemas-microsoft-com:office:office" xmlns:oel="http://schemas.microsoft.com/office/2019/extlst" xmlns:r="http://schemas.openxmlformats.org/officeDocument/2006/relationships" xmlns:m="http://schemas.openxmlformats.org/officeDocument/2006/math" xmlns:v="urn:schemas-microsoft-com:vml" xmlns:wp14="http://schemas.microsoft.com/office/word/2010/wordprocessingDrawing" xmlns:wp="http://schemas.openxmlformats.org/drawingml/2006/wordprocessingDrawing" xmlns:w10="urn:schemas-microsoft-com:office:word" xmlns:w="http://schemas.openxmlformats.org/wordprocessingml/2006/main" xmlns:w14="http://schemas.microsoft.com/office/word/2010/wordml" xmlns:w15="http://schemas.microsoft.com/office/word/2012/wordml" xmlns:w16cex="http://schemas.microsoft.com/office/word/2018/wordml/cex" xmlns:w16cid="http://schemas.microsoft.com/office/word/2016/wordml/cid" xmlns:w16="http://schemas.microsoft.com/office/word/2018/wordml" xmlns:w16du="http://schemas.microsoft.com/office/word/2023/wordml/word16du" xmlns:w16sdtdh="http://schemas.microsoft.com/office/word/2020/wordml/sdtdatahash" xmlns:w16sdtfl="http://schemas.microsoft.com/office/word/2024/wordml/sdtformatlock" xmlns:w16se="http://schemas.microsoft.com/office/word/2015/wordml/symex" xmlns:wpg="http://schemas.microsoft.com/office/word/2010/wordprocessingGroup" xmlns:wpi="http://schemas.microsoft.com/office/word/2010/wordprocessingInk" xmlns:wne="http://schemas.microsoft.com/office/word/2006/wordml" xmlns:wps="http://schemas.microsoft.com/office/word/2010/wordprocessingShape" mc:Ignorable="w14 w15 w16se w16cid w16 w16cex w16sdtdh w16sdtfl w16du wp14">
   <w:abstractNum w:abstractNumId="0" w15:restartNumberingAfterBreak="0">
     <w:nsid w:val="16B54BD5"/>
     <w:multiLevelType w:val="hybridMultilevel"/>
@@ -2126,6 +2122,50 @@
     <w:lsdException w:name="Subtitle" w:qFormat="1"/>
     <w:lsdException w:name="Strong" w:qFormat="1"/>
     <w:lsdException w:name="Emphasis" w:qFormat="1"/>
+    <w:lsdException w:name="Normal Table" w:semiHidden="1" w:unhideWhenUsed="1"/>
+    <w:lsdException w:name="Table Simple 1" w:semiHidden="1" w:unhideWhenUsed="1"/>
+    <w:lsdException w:name="Table Simple 2" w:semiHidden="1" w:unhideWhenUsed="1"/>
+    <w:lsdException w:name="Table Simple 3" w:semiHidden="1" w:unhideWhenUsed="1"/>
+    <w:lsdException w:name="Table Classic 1" w:semiHidden="1" w:unhideWhenUsed="1"/>
+    <w:lsdException w:name="Table Classic 2" w:semiHidden="1" w:unhideWhenUsed="1"/>
+    <w:lsdException w:name="Table Classic 3" w:semiHidden="1" w:unhideWhenUsed="1"/>
+    <w:lsdException w:name="Table Classic 4" w:semiHidden="1" w:unhideWhenUsed="1"/>
+    <w:lsdException w:name="Table Colorful 1" w:semiHidden="1" w:unhideWhenUsed="1"/>
+    <w:lsdException w:name="Table Colorful 2" w:semiHidden="1" w:unhideWhenUsed="1"/>
+    <w:lsdException w:name="Table Colorful 3" w:semiHidden="1" w:unhideWhenUsed="1"/>
+    <w:lsdException w:name="Table Columns 1" w:semiHidden="1" w:unhideWhenUsed="1"/>
+    <w:lsdException w:name="Table Columns 2" w:semiHidden="1" w:unhideWhenUsed="1"/>
+    <w:lsdException w:name="Table Columns 3" w:semiHidden="1" w:unhideWhenUsed="1"/>
+    <w:lsdException w:name="Table Columns 4" w:semiHidden="1" w:unhideWhenUsed="1"/>
+    <w:lsdException w:name="Table Columns 5" w:semiHidden="1" w:unhideWhenUsed="1"/>
+    <w:lsdException w:name="Table Grid 1" w:semiHidden="1" w:unhideWhenUsed="1"/>
+    <w:lsdException w:name="Table Grid 2" w:semiHidden="1" w:unhideWhenUsed="1"/>
+    <w:lsdException w:name="Table Grid 3" w:semiHidden="1" w:unhideWhenUsed="1"/>
+    <w:lsdException w:name="Table Grid 4" w:semiHidden="1" w:unhideWhenUsed="1"/>
+    <w:lsdException w:name="Table Grid 5" w:semiHidden="1" w:unhideWhenUsed="1"/>
+    <w:lsdException w:name="Table Grid 6" w:semiHidden="1" w:unhideWhenUsed="1"/>
+    <w:lsdException w:name="Table Grid 7" w:semiHidden="1" w:unhideWhenUsed="1"/>
+    <w:lsdException w:name="Table Grid 8" w:semiHidden="1" w:unhideWhenUsed="1"/>
+    <w:lsdException w:name="Table List 1" w:semiHidden="1" w:unhideWhenUsed="1"/>
+    <w:lsdException w:name="Table List 2" w:semiHidden="1" w:unhideWhenUsed="1"/>
+    <w:lsdException w:name="Table List 3" w:semiHidden="1" w:unhideWhenUsed="1"/>
+    <w:lsdException w:name="Table List 4" w:semiHidden="1" w:unhideWhenUsed="1"/>
+    <w:lsdException w:name="Table List 5" w:semiHidden="1" w:unhideWhenUsed="1"/>
+    <w:lsdException w:name="Table List 6" w:semiHidden="1" w:unhideWhenUsed="1"/>
+    <w:lsdException w:name="Table List 7" w:semiHidden="1" w:unhideWhenUsed="1"/>
+    <w:lsdException w:name="Table List 8" w:semiHidden="1" w:unhideWhenUsed="1"/>
+    <w:lsdException w:name="Table 3D effects 1" w:semiHidden="1" w:unhideWhenUsed="1"/>
+    <w:lsdException w:name="Table 3D effects 2" w:semiHidden="1" w:unhideWhenUsed="1"/>
+    <w:lsdException w:name="Table 3D effects 3" w:semiHidden="1" w:unhideWhenUsed="1"/>
+    <w:lsdException w:name="Table Contemporary" w:semiHidden="1" w:unhideWhenUsed="1"/>
+    <w:lsdException w:name="Table Elegant" w:semiHidden="1" w:unhideWhenUsed="1"/>
+    <w:lsdException w:name="Table Professional" w:semiHidden="1" w:unhideWhenUsed="1"/>
+    <w:lsdException w:name="Table Subtle 1" w:semiHidden="1" w:unhideWhenUsed="1"/>
+    <w:lsdException w:name="Table Subtle 2" w:semiHidden="1" w:unhideWhenUsed="1"/>
+    <w:lsdException w:name="Table Web 1" w:semiHidden="1" w:unhideWhenUsed="1"/>
+    <w:lsdException w:name="Table Web 2" w:semiHidden="1" w:unhideWhenUsed="1"/>
+    <w:lsdException w:name="Table Web 3" w:semiHidden="1" w:unhideWhenUsed="1"/>
+    <w:lsdException w:name="Table Theme" w:semiHidden="1" w:unhideWhenUsed="1"/>
     <w:lsdException w:name="Placeholder Text" w:semiHidden="1" w:uiPriority="99"/>
     <w:lsdException w:name="No Spacing" w:uiPriority="1" w:qFormat="1"/>
     <w:lsdException w:name="Light Shading" w:uiPriority="60"/>
@@ -2360,11 +2400,15 @@
   </w:style>
   <w:style w:type="character" w:default="1" w:styleId="DefaultParagraphFont">
     <w:name w:val="Default Paragraph Font"/>
+    <w:uiPriority w:val="1"/>
     <w:semiHidden/>
+    <w:unhideWhenUsed/>
   </w:style>
   <w:style w:type="table" w:default="1" w:styleId="TableNormal">
     <w:name w:val="Normal Table"/>
+    <w:uiPriority w:val="99"/>
     <w:semiHidden/>
+    <w:unhideWhenUsed/>
     <w:tblPr>
       <w:tblInd w:w="0" w:type="dxa"/>
       <w:tblCellMar>
@@ -2377,7 +2421,9 @@
   </w:style>
   <w:style w:type="numbering" w:default="1" w:styleId="NoList">
     <w:name w:val="No List"/>
+    <w:uiPriority w:val="99"/>
     <w:semiHidden/>
+    <w:unhideWhenUsed/>
   </w:style>
   <w:style w:type="table" w:styleId="TableGrid">
     <w:name w:val="Table Grid"/>

--- a/04. Hồ sơ nghiệm thu - MẪU/9. Quyết định thành lập HĐ nghiệm thu.docx
+++ b/04. Hồ sơ nghiệm thu - MẪU/9. Quyết định thành lập HĐ nghiệm thu.docx
@@ -783,7 +783,7 @@
               <w:spacing w:line="360" w:lineRule="auto"/>
             </w:pPr>
             <w:r>
-              <w:t>PGs.Ts. Phạm Văn Hoan</w:t>
+              <w:t>[Họ và tên Chủ tịch HĐ]</w:t>
             </w:r>
           </w:p>
         </w:tc>
@@ -796,10 +796,7 @@
               <w:spacing w:line="360" w:lineRule="auto"/>
             </w:pPr>
             <w:r>
-              <w:t xml:space="preserve">Phó Viện trưởng </w:t>
-            </w:r>
-            <w:r>
-              <w:t>Viện Y học ứng dụng Việt Nam</w:t>
+              <w:t>[Đơn vị công tác]</w:t>
             </w:r>
           </w:p>
         </w:tc>
@@ -854,7 +851,7 @@
               <w:spacing w:line="360" w:lineRule="auto"/>
             </w:pPr>
             <w:r>
-              <w:t>PGs. Ts. Hồ Bá Do</w:t>
+              <w:t>[Họ và tên Phản biện 1]</w:t>
             </w:r>
           </w:p>
         </w:tc>
@@ -867,7 +864,7 @@
               <w:spacing w:line="360" w:lineRule="auto"/>
             </w:pPr>
             <w:r>
-              <w:t>Phó chủ tịch Hội Y học cổ truyền Việt Nam</w:t>
+              <w:t>[Đơn vị công tác]</w:t>
             </w:r>
           </w:p>
         </w:tc>
@@ -911,7 +908,7 @@
               <w:spacing w:line="360" w:lineRule="auto"/>
             </w:pPr>
             <w:r>
-              <w:t>PGs. Ts. Nguyễn Thị Lâm</w:t>
+              <w:t>[Họ và tên Phản biện 2]</w:t>
             </w:r>
           </w:p>
         </w:tc>
@@ -924,7 +921,7 @@
               <w:spacing w:line="360" w:lineRule="auto"/>
             </w:pPr>
             <w:r>
-              <w:t>Nguyên Phó Viện trưởng Viện Dinh dưỡng Quốc gia</w:t>
+              <w:t>[Đơn vị công tác]</w:t>
             </w:r>
           </w:p>
         </w:tc>
@@ -968,7 +965,7 @@
               <w:spacing w:line="360" w:lineRule="auto"/>
             </w:pPr>
             <w:r>
-              <w:t>Gs. Ts. Phạm Duy Tường</w:t>
+              <w:t>[Họ và tên Ủy viên 1]</w:t>
             </w:r>
           </w:p>
         </w:tc>
@@ -981,15 +978,7 @@
               <w:spacing w:line="360" w:lineRule="auto"/>
             </w:pPr>
             <w:r>
-              <w:t xml:space="preserve">Bộ môn Dinh dưỡng, </w:t>
-            </w:r>
-          </w:p>
-          <w:p>
-            <w:pPr>
-              <w:spacing w:line="360" w:lineRule="auto"/>
-            </w:pPr>
-            <w:r>
-              <w:t>Đại học Thăng Long</w:t>
+              <w:t>[Đơn vị công tác]</w:t>
             </w:r>
           </w:p>
         </w:tc>
@@ -1033,13 +1022,7 @@
               <w:spacing w:line="360" w:lineRule="auto"/>
             </w:pPr>
             <w:r>
-              <w:t xml:space="preserve">PGs.Ts. Trần Quang </w:t>
-            </w:r>
-            <w:r>
-              <w:t>T</w:t>
-            </w:r>
-            <w:r>
-              <w:t>rung</w:t>
+              <w:t>[Họ và tên Ủy viên 2]</w:t>
             </w:r>
           </w:p>
         </w:tc>
@@ -1052,7 +1035,7 @@
               <w:spacing w:line="360" w:lineRule="auto"/>
             </w:pPr>
             <w:r>
-              <w:t>Phó Chủ tịch Hội Khoa học kỹ thuật An toàn thực phẩm Việt Nam</w:t>
+              <w:t>[Đơn vị công tác]</w:t>
             </w:r>
           </w:p>
         </w:tc>
@@ -1143,15 +1126,7 @@
                 <w:szCs w:val="26"/>
                 <w:lang w:val="vi-VN"/>
               </w:rPr>
-              <w:t xml:space="preserve">1. </w:t>
-            </w:r>
-            <w:r>
-              <w:rPr>
-                <w:color w:val="FF0000"/>
-                <w:sz w:val="26"/>
-                <w:szCs w:val="26"/>
-              </w:rPr>
-              <w:t>Tên 1</w:t>
+              <w:t>1. [Họ và tên Thư ký 1]</w:t>
             </w:r>
           </w:p>
         </w:tc>
@@ -1173,7 +1148,7 @@
                 <w:sz w:val="26"/>
                 <w:szCs w:val="26"/>
               </w:rPr>
-              <w:t xml:space="preserve">Viện Y học ứng dụng Việt Nam </w:t>
+              <w:t>[Đơn vị công tác]</w:t>
             </w:r>
           </w:p>
         </w:tc>
@@ -1201,22 +1176,7 @@
                 <w:szCs w:val="26"/>
                 <w:lang w:val="vi-VN"/>
               </w:rPr>
-              <w:t xml:space="preserve">2. </w:t>
-            </w:r>
-            <w:r>
-              <w:rPr>
-                <w:color w:val="FF0000"/>
-                <w:sz w:val="26"/>
-                <w:szCs w:val="26"/>
-              </w:rPr>
-              <w:t>Tên 2</w:t>
-            </w:r>
-            <w:r>
-              <w:rPr>
-                <w:sz w:val="26"/>
-                <w:szCs w:val="26"/>
-              </w:rPr>
-              <w:t xml:space="preserve"> </w:t>
+              <w:t>2. [Họ và tên Thư ký 2]</w:t>
             </w:r>
           </w:p>
         </w:tc>
@@ -1238,7 +1198,7 @@
                 <w:sz w:val="26"/>
                 <w:szCs w:val="26"/>
               </w:rPr>
-              <w:t>Viện Y học ứng dụng Việt Nam</w:t>
+              <w:t>[Đơn vị công tác]</w:t>
             </w:r>
           </w:p>
         </w:tc>
